--- a/zht/docx/22.content.docx
+++ b/zht/docx/22.content.docx
@@ -19,7 +19,7 @@
         <w:rPr>
           <w:lang w:val="zh_TW" w:bidi="zh_TW"/>
         </w:rPr>
-        <w:t>Resource: 研讀筆記 - 書籍簡介 (Tyndale)</w:t>
+        <w:t>Resource: Tyndale Open Study Notes</w:t>
       </w:r>
       <w:r>
         <w:rPr>
@@ -112,7 +112,7 @@
         <w:rPr>
           <w:lang w:val="zh_TW" w:bidi="zh_TW"/>
         </w:rPr>
-        <w:t>研讀筆記 - 書籍簡介 (Tyndale)</w:t>
+        <w:t>Tyndale Open Study Notes</w:t>
       </w:r>
     </w:p>
     <w:p>

--- a/zht/docx/22.content.docx
+++ b/zht/docx/22.content.docx
@@ -19,7 +19,7 @@
         <w:rPr>
           <w:lang w:val="zh_TW" w:bidi="zh_TW"/>
         </w:rPr>
-        <w:t>Resource: Tyndale Open Study Notes</w:t>
+        <w:t>Resource: Aquifer Open Study Notes (Book Intros)</w:t>
       </w:r>
       <w:r>
         <w:rPr>
@@ -112,7 +112,7 @@
         <w:rPr>
           <w:lang w:val="zh_TW" w:bidi="zh_TW"/>
         </w:rPr>
-        <w:t>Tyndale Open Study Notes</w:t>
+        <w:t>Aquifer Open Study Notes (Book Intros)</w:t>
       </w:r>
     </w:p>
     <w:p>

--- a/zht/docx/22.content.docx
+++ b/zht/docx/22.content.docx
@@ -284,18 +284,12 @@
         </w:rPr>
         <w:t>」；另見</w:t>
       </w:r>
-      <w:hyperlink r:id="rId13">
-        <w:r>
-          <w:rPr>
-            <w:lang w:val="zh_TW" w:bidi="zh_TW"/>
-          </w:rPr>
-          <w:rPr>
-            <w:color w:val="0000EE"/>
-            <w:u w:val="single"/>
-          </w:rPr>
-          <w:t>1:1</w:t>
-        </w:r>
-      </w:hyperlink>
+      <w:r>
+        <w:rPr>
+          <w:lang w:val="zh_TW" w:bidi="zh_TW"/>
+        </w:rPr>
+        <w:t>1:1</w:t>
+      </w:r>
       <w:r>
         <w:rPr>
           <w:lang w:val="zh_TW" w:bidi="zh_TW"/>
@@ -355,72 +349,48 @@
         </w:rPr>
         <w:t>把所羅門當作唯一作者的另一個問題是，他並不是神聖之愛的好榜樣——正是他對許多外邦女子的愛導致了他遠離耶和華（</w:t>
       </w:r>
-      <w:hyperlink r:id="rId14">
-        <w:r>
-          <w:rPr>
-            <w:lang w:val="zh_TW" w:bidi="zh_TW"/>
-          </w:rPr>
-          <w:rPr>
-            <w:color w:val="0000EE"/>
-            <w:u w:val="single"/>
-          </w:rPr>
-          <w:t>王上11:1–13</w:t>
-        </w:r>
-      </w:hyperlink>
+      <w:r>
+        <w:rPr>
+          <w:lang w:val="zh_TW" w:bidi="zh_TW"/>
+        </w:rPr>
+        <w:t>王上11:1–13</w:t>
+      </w:r>
       <w:r>
         <w:rPr>
           <w:lang w:val="zh_TW" w:bidi="zh_TW"/>
         </w:rPr>
         <w:t>）。事實上，雅歌中唯一正面提及所羅門之處是在</w:t>
       </w:r>
-      <w:hyperlink r:id="rId15">
-        <w:r>
-          <w:rPr>
-            <w:lang w:val="zh_TW" w:bidi="zh_TW"/>
-          </w:rPr>
-          <w:rPr>
-            <w:color w:val="0000EE"/>
-            <w:u w:val="single"/>
-          </w:rPr>
-          <w:t>雅歌三章6–11節</w:t>
-        </w:r>
-      </w:hyperlink>
+      <w:r>
+        <w:rPr>
+          <w:lang w:val="zh_TW" w:bidi="zh_TW"/>
+        </w:rPr>
+        <w:t>雅歌三章6–11節</w:t>
+      </w:r>
       <w:r>
         <w:rPr>
           <w:lang w:val="zh_TW" w:bidi="zh_TW"/>
         </w:rPr>
         <w:t>；與此同時，</w:t>
       </w:r>
-      <w:hyperlink r:id="rId16">
-        <w:r>
-          <w:rPr>
-            <w:lang w:val="zh_TW" w:bidi="zh_TW"/>
-          </w:rPr>
-          <w:rPr>
-            <w:color w:val="0000EE"/>
-            <w:u w:val="single"/>
-          </w:rPr>
-          <w:t>八章11–12節則</w:t>
-        </w:r>
-      </w:hyperlink>
+      <w:r>
+        <w:rPr>
+          <w:lang w:val="zh_TW" w:bidi="zh_TW"/>
+        </w:rPr>
+        <w:t>八章11–12節則</w:t>
+      </w:r>
       <w:r>
         <w:rPr>
           <w:lang w:val="zh_TW" w:bidi="zh_TW"/>
         </w:rPr>
         <w:t>對他則有著負面的看法，而</w:t>
       </w:r>
-      <w:hyperlink r:id="rId17">
-        <w:r>
-          <w:rPr>
-            <w:lang w:val="zh_TW" w:bidi="zh_TW"/>
-          </w:rPr>
-          <w:rPr>
-            <w:color w:val="0000EE"/>
-            <w:u w:val="single"/>
-          </w:rPr>
-          <w:t>一章5節</w:t>
-        </w:r>
-      </w:hyperlink>
+      <w:r>
+        <w:rPr>
+          <w:lang w:val="zh_TW" w:bidi="zh_TW"/>
+        </w:rPr>
+        <w:t>一章5節</w:t>
+      </w:r>
       <w:r>
         <w:rPr>
           <w:lang w:val="zh_TW" w:bidi="zh_TW"/>
@@ -632,90 +602,60 @@
         </w:rPr>
         <w:t>如果在所羅門的生命中有一位受寵的女人，那麼經文顯示應該是所羅門在很早的時候就娶之為妻（</w:t>
       </w:r>
-      <w:hyperlink r:id="rId18">
-        <w:r>
-          <w:rPr>
-            <w:lang w:val="zh_TW" w:bidi="zh_TW"/>
-          </w:rPr>
-          <w:rPr>
-            <w:color w:val="0000EE"/>
-            <w:u w:val="single"/>
-          </w:rPr>
-          <w:t>王上3:1</w:t>
-        </w:r>
-      </w:hyperlink>
+      <w:r>
+        <w:rPr>
+          <w:lang w:val="zh_TW" w:bidi="zh_TW"/>
+        </w:rPr>
+        <w:t>王上3:1</w:t>
+      </w:r>
       <w:r>
         <w:rPr>
           <w:lang w:val="zh_TW" w:bidi="zh_TW"/>
         </w:rPr>
         <w:t>；</w:t>
       </w:r>
-      <w:hyperlink r:id="rId19">
-        <w:r>
-          <w:rPr>
-            <w:lang w:val="zh_TW" w:bidi="zh_TW"/>
-          </w:rPr>
-          <w:rPr>
-            <w:color w:val="0000EE"/>
-            <w:u w:val="single"/>
-          </w:rPr>
-          <w:t>7:8</w:t>
-        </w:r>
-      </w:hyperlink>
+      <w:r>
+        <w:rPr>
+          <w:lang w:val="zh_TW" w:bidi="zh_TW"/>
+        </w:rPr>
+        <w:t>7:8</w:t>
+      </w:r>
       <w:r>
         <w:rPr>
           <w:lang w:val="zh_TW" w:bidi="zh_TW"/>
         </w:rPr>
         <w:t>；</w:t>
       </w:r>
-      <w:hyperlink r:id="rId20">
-        <w:r>
-          <w:rPr>
-            <w:lang w:val="zh_TW" w:bidi="zh_TW"/>
-          </w:rPr>
-          <w:rPr>
-            <w:color w:val="0000EE"/>
-            <w:u w:val="single"/>
-          </w:rPr>
-          <w:t>9:24</w:t>
-        </w:r>
-      </w:hyperlink>
+      <w:r>
+        <w:rPr>
+          <w:lang w:val="zh_TW" w:bidi="zh_TW"/>
+        </w:rPr>
+        <w:t>9:24</w:t>
+      </w:r>
       <w:r>
         <w:rPr>
           <w:lang w:val="zh_TW" w:bidi="zh_TW"/>
         </w:rPr>
         <w:t>；</w:t>
       </w:r>
-      <w:hyperlink r:id="rId21">
-        <w:r>
-          <w:rPr>
-            <w:lang w:val="zh_TW" w:bidi="zh_TW"/>
-          </w:rPr>
-          <w:rPr>
-            <w:color w:val="0000EE"/>
-            <w:u w:val="single"/>
-          </w:rPr>
-          <w:t>11:1</w:t>
-        </w:r>
-      </w:hyperlink>
+      <w:r>
+        <w:rPr>
+          <w:lang w:val="zh_TW" w:bidi="zh_TW"/>
+        </w:rPr>
+        <w:t>11:1</w:t>
+      </w:r>
       <w:r>
         <w:rPr>
           <w:lang w:val="zh_TW" w:bidi="zh_TW"/>
         </w:rPr>
         <w:t>）的法老的女兒，而不是在雅歌中描繪的在王的羊群中和葡萄園中工作的女子。此外，如果這首真愛之歌中的女子是所羅門眾多的女人之一（</w:t>
       </w:r>
-      <w:hyperlink r:id="rId22">
-        <w:r>
-          <w:rPr>
-            <w:lang w:val="zh_TW" w:bidi="zh_TW"/>
-          </w:rPr>
-          <w:rPr>
-            <w:color w:val="0000EE"/>
-            <w:u w:val="single"/>
-          </w:rPr>
-          <w:t>歌6:8</w:t>
-        </w:r>
-      </w:hyperlink>
+      <w:r>
+        <w:rPr>
+          <w:lang w:val="zh_TW" w:bidi="zh_TW"/>
+        </w:rPr>
+        <w:t>歌6:8</w:t>
+      </w:r>
       <w:r>
         <w:rPr>
           <w:lang w:val="zh_TW" w:bidi="zh_TW"/>
@@ -760,90 +700,60 @@
         </w:rPr>
         <w:t>。注意到雙角色故事線的困難，最近幾位學者認為雅歌實際上描述了一個三角劇目觀。這表明情節更加複雜：這位女子實際上愛的是牧羊人，而不是君王，但不幸的是，她發現自己成為了所羅門的嬪妃，可能是因為她無法償還一千銀子的債務，這是她作為國王葡萄園的看守人所欠下的（</w:t>
       </w:r>
-      <w:hyperlink r:id="rId16">
-        <w:r>
-          <w:rPr>
-            <w:lang w:val="zh_TW" w:bidi="zh_TW"/>
-          </w:rPr>
-          <w:rPr>
-            <w:color w:val="0000EE"/>
-            <w:u w:val="single"/>
-          </w:rPr>
-          <w:t>8:11–12</w:t>
-        </w:r>
-      </w:hyperlink>
+      <w:r>
+        <w:rPr>
+          <w:lang w:val="zh_TW" w:bidi="zh_TW"/>
+        </w:rPr>
+        <w:t>8:11–12</w:t>
+      </w:r>
       <w:r>
         <w:rPr>
           <w:lang w:val="zh_TW" w:bidi="zh_TW"/>
         </w:rPr>
         <w:t>）。她無法償還，因為她憤怒的兄弟們強迫她照顧其它的葡萄園，而不是她自己的（</w:t>
       </w:r>
-      <w:hyperlink r:id="rId23">
-        <w:r>
-          <w:rPr>
-            <w:lang w:val="zh_TW" w:bidi="zh_TW"/>
-          </w:rPr>
-          <w:rPr>
-            <w:color w:val="0000EE"/>
-            <w:u w:val="single"/>
-          </w:rPr>
-          <w:t>1:6</w:t>
-        </w:r>
-      </w:hyperlink>
+      <w:r>
+        <w:rPr>
+          <w:lang w:val="zh_TW" w:bidi="zh_TW"/>
+        </w:rPr>
+        <w:t>1:6</w:t>
+      </w:r>
       <w:r>
         <w:rPr>
           <w:lang w:val="zh_TW" w:bidi="zh_TW"/>
         </w:rPr>
         <w:t>）。所以即使她在城中的宮殿裡與君王非常接近，並且可能有親密的接觸（</w:t>
       </w:r>
-      <w:hyperlink r:id="rId24">
-        <w:r>
-          <w:rPr>
-            <w:lang w:val="zh_TW" w:bidi="zh_TW"/>
-          </w:rPr>
-          <w:rPr>
-            <w:color w:val="0000EE"/>
-            <w:u w:val="single"/>
-          </w:rPr>
-          <w:t>1:12</w:t>
-        </w:r>
-      </w:hyperlink>
+      <w:r>
+        <w:rPr>
+          <w:lang w:val="zh_TW" w:bidi="zh_TW"/>
+        </w:rPr>
+        <w:t>1:12</w:t>
+      </w:r>
       <w:r>
         <w:rPr>
           <w:lang w:val="zh_TW" w:bidi="zh_TW"/>
         </w:rPr>
         <w:t>），她熱切的思緒還是集中在對鄉下一個普通牧羊人的愛之上（</w:t>
       </w:r>
-      <w:hyperlink r:id="rId25">
-        <w:r>
-          <w:rPr>
-            <w:lang w:val="zh_TW" w:bidi="zh_TW"/>
-          </w:rPr>
-          <w:rPr>
-            <w:color w:val="0000EE"/>
-            <w:u w:val="single"/>
-          </w:rPr>
-          <w:t>1:7</w:t>
-        </w:r>
-      </w:hyperlink>
+      <w:r>
+        <w:rPr>
+          <w:lang w:val="zh_TW" w:bidi="zh_TW"/>
+        </w:rPr>
+        <w:t>1:7</w:t>
+      </w:r>
       <w:r>
         <w:rPr>
           <w:lang w:val="zh_TW" w:bidi="zh_TW"/>
         </w:rPr>
         <w:t>）。這種炙熱的感情驅使她與她的真愛逃到鄉下，在那裡他們在婚姻中互相宣誓愛意。雅歌中記述了這對情侶的三次分離，彼此分離的痛苦與他們在一起時的狂喜都同樣強烈。在女子逃脫並與她的牧羊人丈夫生活在一起後，她就能聘請看守人收穫莊稼，並且償還了她欠所羅門的債務。現在她和她的愛人永遠自由了，可以繼續在鄉間一起生活和相愛（</w:t>
       </w:r>
-      <w:hyperlink r:id="rId26">
-        <w:r>
-          <w:rPr>
-            <w:lang w:val="zh_TW" w:bidi="zh_TW"/>
-          </w:rPr>
-          <w:rPr>
-            <w:color w:val="0000EE"/>
-            <w:u w:val="single"/>
-          </w:rPr>
-          <w:t>8:12–14</w:t>
-        </w:r>
-      </w:hyperlink>
+      <w:r>
+        <w:rPr>
+          <w:lang w:val="zh_TW" w:bidi="zh_TW"/>
+        </w:rPr>
+        <w:t>8:12–14</w:t>
+      </w:r>
       <w:r>
         <w:rPr>
           <w:lang w:val="zh_TW" w:bidi="zh_TW"/>
@@ -931,18 +841,12 @@
         </w:rPr>
         <w:t>雅歌中的男人和女人以最浪漫的語言交談，描述感官上的渴望並暗示親密的身體關係。然而，他們從未被明確描述為已婚，因此有些讀者認為雅歌是聖經中未婚之愛的範例。這樣的解讀忽略了對男女之間真正婚姻關係的明顯暗示。有些段落的語言清楚顯示這對夫婦是已婚的。例如，男方偶爾會稱女方為他的 「新婦」（例如，</w:t>
       </w:r>
-      <w:hyperlink r:id="rId27">
-        <w:r>
-          <w:rPr>
-            <w:lang w:val="zh_TW" w:bidi="zh_TW"/>
-          </w:rPr>
-          <w:rPr>
-            <w:color w:val="0000EE"/>
-            <w:u w:val="single"/>
-          </w:rPr>
-          <w:t>4:8–12</w:t>
-        </w:r>
-      </w:hyperlink>
+      <w:r>
+        <w:rPr>
+          <w:lang w:val="zh_TW" w:bidi="zh_TW"/>
+        </w:rPr>
+        <w:t>4:8–12</w:t>
+      </w:r>
       <w:r>
         <w:rPr>
           <w:lang w:val="zh_TW" w:bidi="zh_TW"/>
@@ -963,54 +867,36 @@
         </w:rPr>
         <w:t>更重要的是，將這對情侶視為未婚但有性關係，並未考慮到雅歌的寫作背景。在古代以色列的背景下，這對情侶在如此親密的關係中竟然沒有結婚，這基本上是不可思議的。對舊約歷史（見</w:t>
       </w:r>
-      <w:hyperlink r:id="rId28">
-        <w:r>
-          <w:rPr>
-            <w:lang w:val="zh_TW" w:bidi="zh_TW"/>
-          </w:rPr>
-          <w:rPr>
-            <w:color w:val="0000EE"/>
-            <w:u w:val="single"/>
-          </w:rPr>
-          <w:t>創39</w:t>
-        </w:r>
-      </w:hyperlink>
+      <w:r>
+        <w:rPr>
+          <w:lang w:val="zh_TW" w:bidi="zh_TW"/>
+        </w:rPr>
+        <w:t>創39</w:t>
+      </w:r>
       <w:r>
         <w:rPr>
           <w:lang w:val="zh_TW" w:bidi="zh_TW"/>
         </w:rPr>
         <w:t>）、律法（見</w:t>
       </w:r>
-      <w:hyperlink r:id="rId29">
-        <w:r>
-          <w:rPr>
-            <w:lang w:val="zh_TW" w:bidi="zh_TW"/>
-          </w:rPr>
-          <w:rPr>
-            <w:color w:val="0000EE"/>
-            <w:u w:val="single"/>
-          </w:rPr>
-          <w:t>出20:14</w:t>
-        </w:r>
-      </w:hyperlink>
+      <w:r>
+        <w:rPr>
+          <w:lang w:val="zh_TW" w:bidi="zh_TW"/>
+        </w:rPr>
+        <w:t>出20:14</w:t>
+      </w:r>
       <w:r>
         <w:rPr>
           <w:lang w:val="zh_TW" w:bidi="zh_TW"/>
         </w:rPr>
         <w:t>）和智慧文學（見</w:t>
       </w:r>
-      <w:hyperlink r:id="rId30">
-        <w:r>
-          <w:rPr>
-            <w:lang w:val="zh_TW" w:bidi="zh_TW"/>
-          </w:rPr>
-          <w:rPr>
-            <w:color w:val="0000EE"/>
-            <w:u w:val="single"/>
-          </w:rPr>
-          <w:t>箴5–7</w:t>
-        </w:r>
-      </w:hyperlink>
+      <w:r>
+        <w:rPr>
+          <w:lang w:val="zh_TW" w:bidi="zh_TW"/>
+        </w:rPr>
+        <w:t>箴5–7</w:t>
+      </w:r>
       <w:r>
         <w:rPr>
           <w:lang w:val="zh_TW" w:bidi="zh_TW"/>
